--- a/dochaus/templates/_base.docx
+++ b/dochaus/templates/_base.docx
@@ -22,7 +22,7 @@
     </w:rPrDefault>
     <w:pPrDefault>
       <w:pPr>
-        <w:spacing w:after="160" w:line="259" w:lineRule="auto"/>
+        <w:spacing w:after="200" w:line="276" w:lineRule="auto"/>
       </w:pPr>
     </w:pPrDefault>
   </w:docDefaults>
@@ -46,7 +46,7 @@
     <w:basedOn w:val="Normal"/>
     <w:pPr>
       <w:keepNext/>
-      <w:spacing w:before="240" w:after="80"/>
+      <w:spacing w:before="320" w:after="160"/>
       <w:outlineLvl w:val="0"/>
     </w:pPr>
     <w:rPr>
@@ -59,7 +59,7 @@
     <w:basedOn w:val="Normal"/>
     <w:pPr>
       <w:keepNext/>
-      <w:spacing w:before="160" w:after="80"/>
+      <w:spacing w:before="280" w:after="140"/>
       <w:outlineLvl w:val="1"/>
     </w:pPr>
     <w:rPr>
@@ -72,7 +72,7 @@
     <w:basedOn w:val="Normal"/>
     <w:pPr>
       <w:keepNext/>
-      <w:spacing w:before="160" w:after="80"/>
+      <w:spacing w:before="220" w:after="120"/>
       <w:outlineLvl w:val="2"/>
     </w:pPr>
     <w:rPr>
@@ -89,5 +89,12 @@
       <w:contextualSpacing/>
     </w:pPr>
   </w:style>
+  <w:style w:type="paragraph" w:styleId="Quote">
+    <w:name w:val="Quote"/>
+    <w:basedOn w:val="Normal"/>
+    <w:pPr>
+      <w:ind w:left="720" w:right="720"/>
+    </w:pPr>
+  </w:style>
 </w:styles>
 </file>
--- a/dochaus/templates/_base.docx
+++ b/dochaus/templates/_base.docx
@@ -96,5 +96,33 @@
       <w:ind w:left="720" w:right="720"/>
     </w:pPr>
   </w:style>
+  <w:style w:type="paragraph" w:styleId="Header">
+    <w:name w:val="header"/>
+    <w:basedOn w:val="Normal"/>
+    <w:pPr>
+      <w:tabs>
+        <w:tab w:val="center" w:pos="4680"/>
+        <w:tab w:val="right" w:pos="9360"/>
+      </w:tabs>
+      <w:spacing w:after="0" w:line="240" w:lineRule="auto"/>
+    </w:pPr>
+    <w:rPr>
+      <w:sz w:val="18"/>
+    </w:rPr>
+  </w:style>
+  <w:style w:type="paragraph" w:styleId="Footer">
+    <w:name w:val="footer"/>
+    <w:basedOn w:val="Normal"/>
+    <w:pPr>
+      <w:tabs>
+        <w:tab w:val="center" w:pos="4680"/>
+        <w:tab w:val="right" w:pos="9360"/>
+      </w:tabs>
+      <w:spacing w:after="0" w:line="240" w:lineRule="auto"/>
+    </w:pPr>
+    <w:rPr>
+      <w:sz w:val="18"/>
+    </w:rPr>
+  </w:style>
 </w:styles>
 </file>
--- a/dochaus/templates/_base.docx
+++ b/dochaus/templates/_base.docx
@@ -5,7 +5,7 @@
     <w:p/>
     <w:sectPr>
       <w:pgSz w:w="12240" w:h="15840"/>
-      <w:pgMar w:top="1440" w:right="1440" w:bottom="1440" w:left="1440"/>
+      <w:pgMar w:top="1440" w:right="1440" w:bottom="1440" w:left="1440" w:header="720" w:footer="720" w:gutter="0"/>
     </w:sectPr>
   </w:body>
 </w:document>
